--- a/fixtures/labeled/contract_01.docx
+++ b/fixtures/labeled/contract_01.docx
@@ -61,7 +61,7 @@
         <w:rPr>
           <w:sz w:val="22"/>
         </w:rPr>
-        <w:t>Расчётный счёт: 40702810100000000001</w:t>
+        <w:t>Расчётный счёт: 40702810100000000002</w:t>
       </w:r>
     </w:p>
     <w:p>
